--- a/public/chat_files/estella_q4_board_deck_rough_bullets.docx
+++ b/public/chat_files/estella_q4_board_deck_rough_bullets.docx
@@ -8,7 +8,7 @@
           <w:b/>
           <w:sz w:val="28"/>
         </w:rPr>
-        <w:t>Williams Agency Group — Q4 Board Meeting Rough Notes &amp; Key Figures</w:t>
+        <w:t>Q4 Board Deck — Unformatted Bullet Dump (40 Pages)</w:t>
       </w:r>
     </w:p>
     <w:p>
@@ -16,7 +16,7 @@
         <w:rPr>
           <w:sz w:val="22"/>
         </w:rPr>
-        <w:t xml:space="preserve">Meeting Date: Late October 2026 Advisory Board Meeting.</w:t>
+        <w:t xml:space="preserve">Raw bullets on Q3 financials, ARR expansion, churn breakdown, and 2027 hiring plan.</w:t>
       </w:r>
     </w:p>
     <w:p>
@@ -24,31 +24,7 @@
         <w:rPr>
           <w:sz w:val="22"/>
         </w:rPr>
-        <w:t xml:space="preserve">Q3 Financials: Gross client billing reached $1.84M (+18% YoY). Contracted ARR sits at $2.2M.</w:t>
-      </w:r>
-    </w:p>
-    <w:p>
-      <w:r>
-        <w:rPr>
-          <w:sz w:val="22"/>
-        </w:rPr>
-        <w:t xml:space="preserve">CAC &amp; Retention: Customer acquisition cost ticked up 14% due to paid search competition, but 60-day cohort retention improved from 76% to 89%.</w:t>
-      </w:r>
-    </w:p>
-    <w:p>
-      <w:r>
-        <w:rPr>
-          <w:sz w:val="22"/>
-        </w:rPr>
-        <w:t xml:space="preserve">Liquidity Runway: Current cash reserves provide runway through Q2 2027 under conservative $1.4M burn rate, or Q4 2027 under baseline $1.1M burn.</w:t>
-      </w:r>
-    </w:p>
-    <w:p>
-      <w:r>
-        <w:rPr>
-          <w:sz w:val="22"/>
-        </w:rPr>
-        <w:t xml:space="preserve">2027 Hiring: Need board sign-off to recruit VP of Enterprise Sales and 2 Senior Account Directors in Q1.</w:t>
+        <w:t xml:space="preserve">Need condensed into a powerful 16-slide presentation and 2-page briefing memo.</w:t>
       </w:r>
     </w:p>
   </w:body>

--- a/public/chat_files/estella_q4_board_deck_rough_bullets.docx
+++ b/public/chat_files/estella_q4_board_deck_rough_bullets.docx
@@ -3,26 +3,51 @@
 <w:document xmlns:w="http://schemas.openxmlformats.org/wordprocessingml/2006/main">
   <w:body>
     <w:p>
+      <w:pPr>
+        <w:spacing w:before="120" w:after="240"/>
+      </w:pPr>
       <w:r>
         <w:rPr>
           <w:b/>
-          <w:sz w:val="28"/>
+          <w:color w:val="0F172A"/>
+          <w:sz w:val="32"/>
         </w:rPr>
-        <w:t>Q4 Board Deck — Unformatted Bullet Dump (40 Pages)</w:t>
+        <w:t xml:space="preserve">Q4 Board Deck — Unformatted Bullet Dump (40 Pages)</w:t>
       </w:r>
     </w:p>
     <w:p>
+      <w:pPr>
+        <w:spacing w:before="240" w:after="80"/>
+      </w:pPr>
       <w:r>
         <w:rPr>
-          <w:sz w:val="22"/>
+          <w:b/>
+          <w:color w:val="0F172A"/>
+          <w:sz w:val="24"/>
+        </w:rPr>
+        <w:t xml:space="preserve">RAW BOARD BULLETS</w:t>
+      </w:r>
+    </w:p>
+    <w:p>
+      <w:pPr>
+        <w:spacing w:after="140" w:line="276" w:lineRule="auto"/>
+      </w:pPr>
+      <w:r>
+        <w:rPr>
+          <w:color w:val="1E293B"/>
+          <w:sz w:val="21"/>
         </w:rPr>
         <w:t xml:space="preserve">Raw bullets on Q3 financials, ARR expansion, churn breakdown, and 2027 hiring plan.</w:t>
       </w:r>
     </w:p>
     <w:p>
+      <w:pPr>
+        <w:spacing w:after="140" w:line="276" w:lineRule="auto"/>
+      </w:pPr>
       <w:r>
         <w:rPr>
-          <w:sz w:val="22"/>
+          <w:color w:val="1E293B"/>
+          <w:sz w:val="21"/>
         </w:rPr>
         <w:t xml:space="preserve">Need condensed into a powerful 16-slide presentation and 2-page briefing memo.</w:t>
       </w:r>

--- a/public/chat_files/estella_q4_board_deck_rough_bullets.docx
+++ b/public/chat_files/estella_q4_board_deck_rough_bullets.docx
@@ -13,7 +13,64 @@
           <w:color w:val="0F172A"/>
           <w:sz w:val="44"/>
         </w:rPr>
-        <w:t>Q4 Board Deck — Unformatted Bullet Dump (40 Pages)</w:t>
+        <w:t>Apex Logistics Q4 Executive Board Review — Raw Operational Bullets &amp; Financial Notes</w:t>
+      </w:r>
+    </w:p>
+    <w:p>
+      <w:pPr>
+        <w:spacing w:before="0" w:after="120" w:line="276" w:lineRule="auto"/>
+      </w:pPr>
+      <w:r>
+        <w:rPr>
+          <w:rFonts w:ascii="Calibri" w:hAnsi="Calibri"/>
+          <w:color w:val="1E293B"/>
+          <w:sz w:val="20"/>
+        </w:rPr>
+        <w:t>CONFIDENTIAL: Board of Directors Briefing Notes</w:t>
+      </w:r>
+    </w:p>
+    <w:p>
+      <w:pPr>
+        <w:spacing w:before="0" w:after="120" w:line="276" w:lineRule="auto"/>
+      </w:pPr>
+      <w:r>
+        <w:rPr>
+          <w:rFonts w:ascii="Calibri" w:hAnsi="Calibri"/>
+          <w:color w:val="1E293B"/>
+          <w:sz w:val="20"/>
+        </w:rPr>
+        <w:t>COMPANY: Apex Logistics &amp; Fleet Systems LLC</w:t>
+      </w:r>
+    </w:p>
+    <w:p>
+      <w:pPr>
+        <w:spacing w:before="0" w:after="120" w:line="276" w:lineRule="auto"/>
+      </w:pPr>
+      <w:r>
+        <w:rPr>
+          <w:rFonts w:ascii="Calibri" w:hAnsi="Calibri"/>
+          <w:color w:val="1E293B"/>
+          <w:sz w:val="20"/>
+        </w:rPr>
+        <w:t>SESSION: Q4 Executive Strategy &amp; FY2027 Capital Allocation Review</w:t>
+      </w:r>
+    </w:p>
+    <w:p>
+      <w:pPr>
+        <w:spacing w:before="0" w:after="120" w:line="276" w:lineRule="auto"/>
+      </w:pPr>
+      <w:r>
+        <w:rPr>
+          <w:rFonts w:ascii="Calibri" w:hAnsi="Calibri"/>
+          <w:color w:val="1E293B"/>
+          <w:sz w:val="20"/>
+        </w:rPr>
+        <w:t>PREPARED BY: Estella Williams (VP Ops), CEO, and CFO</w:t>
+      </w:r>
+    </w:p>
+    <w:p>
+      <w:r>
+        <w:br w:type="page"/>
       </w:r>
     </w:p>
     <w:p>
@@ -28,12 +85,13 @@
           <w:color w:val="0F172A"/>
           <w:sz w:val="26"/>
         </w:rPr>
-        <w:t>RAW BOARD BULLETS</w:t>
+        <w:t>SECTION 1: FINANCIAL TRAJECTORY &amp; EBITDA ACCRETION</w:t>
       </w:r>
     </w:p>
     <w:p>
       <w:pPr>
-        <w:spacing w:before="0" w:after="120" w:line="276" w:lineRule="auto"/>
+        <w:pStyle w:val="ListBullet"/>
+        <w:spacing w:before="0" w:after="60" w:line="276" w:lineRule="auto"/>
       </w:pPr>
       <w:r>
         <w:rPr>
@@ -41,12 +99,13 @@
           <w:color w:val="1E293B"/>
           <w:sz w:val="20"/>
         </w:rPr>
-        <w:t>Raw bullets on Q3 financials, ARR expansion, churn breakdown, and 2027 hiring plan.</w:t>
+        <w:t>Q3 Gross Operating Revenue: $18,420,000 (up 22.4% YoY compared to $15,050,000 in Q3 2025).</w:t>
       </w:r>
     </w:p>
     <w:p>
       <w:pPr>
-        <w:spacing w:before="0" w:after="120" w:line="276" w:lineRule="auto"/>
+        <w:pStyle w:val="ListBullet"/>
+        <w:spacing w:before="0" w:after="60" w:line="276" w:lineRule="auto"/>
       </w:pPr>
       <w:r>
         <w:rPr>
@@ -54,7 +113,159 @@
           <w:color w:val="1E293B"/>
           <w:sz w:val="20"/>
         </w:rPr>
-        <w:t>Need condensed into a powerful 16-slide presentation and 2-page briefing memo.</w:t>
+        <w:t>Q3 Adjusted EBITDA: $2,615,640 (14.2% EBITDA margin, expanding 180 basis points YoY).</w:t>
+      </w:r>
+    </w:p>
+    <w:p>
+      <w:pPr>
+        <w:pStyle w:val="ListBullet"/>
+        <w:spacing w:before="0" w:after="60" w:line="276" w:lineRule="auto"/>
+      </w:pPr>
+      <w:r>
+        <w:rPr>
+          <w:rFonts w:ascii="Calibri" w:hAnsi="Calibri"/>
+          <w:color w:val="1E293B"/>
+          <w:sz w:val="20"/>
+        </w:rPr>
+        <w:t>Operating Ratio (OR): Improved to 87.8% from 89.6% in the prior-year period.</w:t>
+      </w:r>
+    </w:p>
+    <w:p>
+      <w:pPr>
+        <w:pStyle w:val="ListBullet"/>
+        <w:spacing w:before="0" w:after="60" w:line="276" w:lineRule="auto"/>
+      </w:pPr>
+      <w:r>
+        <w:rPr>
+          <w:rFonts w:ascii="Calibri" w:hAnsi="Calibri"/>
+          <w:color w:val="1E293B"/>
+          <w:sz w:val="20"/>
+        </w:rPr>
+        <w:t>Free Cash Flow: $1,420,000 generated in Q3, supporting $8.5M total year-to-date cash reserves.</w:t>
+      </w:r>
+    </w:p>
+    <w:p>
+      <w:r>
+        <w:br w:type="page"/>
+      </w:r>
+    </w:p>
+    <w:p>
+      <w:pPr>
+        <w:keepNext/>
+        <w:spacing w:before="280" w:after="80"/>
+      </w:pPr>
+      <w:r>
+        <w:rPr>
+          <w:rFonts w:ascii="Calibri" w:hAnsi="Calibri"/>
+          <w:b/>
+          <w:color w:val="0F172A"/>
+          <w:sz w:val="26"/>
+        </w:rPr>
+        <w:t>SECTION 2: FLEET CAPACITY, UTILIZATION &amp; DRIVER RETENTION</w:t>
+      </w:r>
+    </w:p>
+    <w:p>
+      <w:pPr>
+        <w:pStyle w:val="ListBullet"/>
+        <w:spacing w:before="0" w:after="60" w:line="276" w:lineRule="auto"/>
+      </w:pPr>
+      <w:r>
+        <w:rPr>
+          <w:rFonts w:ascii="Calibri" w:hAnsi="Calibri"/>
+          <w:color w:val="1E293B"/>
+          <w:sz w:val="20"/>
+        </w:rPr>
+        <w:t>Active Power Units: 142 Class-8 tractors (100% late-model Freightliner Cascadia and Peterbilt 579).</w:t>
+      </w:r>
+    </w:p>
+    <w:p>
+      <w:pPr>
+        <w:pStyle w:val="ListBullet"/>
+        <w:spacing w:before="0" w:after="60" w:line="276" w:lineRule="auto"/>
+      </w:pPr>
+      <w:r>
+        <w:rPr>
+          <w:rFonts w:ascii="Calibri" w:hAnsi="Calibri"/>
+          <w:color w:val="1E293B"/>
+          <w:sz w:val="20"/>
+        </w:rPr>
+        <w:t>Active Trailers: 380 53ft dry van and refrigerated trailers (100% equipped with carrier telematics).</w:t>
+      </w:r>
+    </w:p>
+    <w:p>
+      <w:pPr>
+        <w:pStyle w:val="ListBullet"/>
+        <w:spacing w:before="0" w:after="60" w:line="276" w:lineRule="auto"/>
+      </w:pPr>
+      <w:r>
+        <w:rPr>
+          <w:rFonts w:ascii="Calibri" w:hAnsi="Calibri"/>
+          <w:color w:val="1E293B"/>
+          <w:sz w:val="20"/>
+        </w:rPr>
+        <w:t>Fleet Utilization: Reached 94.2% in September, outperforming the ATA industry benchmark of 88.5%.</w:t>
+      </w:r>
+    </w:p>
+    <w:p>
+      <w:pPr>
+        <w:pStyle w:val="ListBullet"/>
+        <w:spacing w:before="0" w:after="60" w:line="276" w:lineRule="auto"/>
+      </w:pPr>
+      <w:r>
+        <w:rPr>
+          <w:rFonts w:ascii="Calibri" w:hAnsi="Calibri"/>
+          <w:color w:val="1E293B"/>
+          <w:sz w:val="20"/>
+        </w:rPr>
+        <w:t>Annualized Driver Turnover: Reduced dramatically from 68% in 2024 to 34% in Q3 2026 following our driver compensation restructuring and modern equipment upgrades.</w:t>
+      </w:r>
+    </w:p>
+    <w:p>
+      <w:r>
+        <w:br w:type="page"/>
+      </w:r>
+    </w:p>
+    <w:p>
+      <w:pPr>
+        <w:keepNext/>
+        <w:spacing w:before="280" w:after="80"/>
+      </w:pPr>
+      <w:r>
+        <w:rPr>
+          <w:rFonts w:ascii="Calibri" w:hAnsi="Calibri"/>
+          <w:b/>
+          <w:color w:val="0F172A"/>
+          <w:sz w:val="26"/>
+        </w:rPr>
+        <w:t>SECTION 3: 2027 STRATEGIC CAPITAL DEPLOYMENT ROADMAP</w:t>
+      </w:r>
+    </w:p>
+    <w:p>
+      <w:pPr>
+        <w:pStyle w:val="ListBullet"/>
+        <w:spacing w:before="0" w:after="60" w:line="276" w:lineRule="auto"/>
+      </w:pPr>
+      <w:r>
+        <w:rPr>
+          <w:rFonts w:ascii="Calibri" w:hAnsi="Calibri"/>
+          <w:color w:val="1E293B"/>
+          <w:sz w:val="20"/>
+        </w:rPr>
+        <w:t>Memphis Multimodal Hub: Board authorization requested for $4.2M capital expenditure to acquire and build out a 24-bay cross-dock facility near BNSF rail interchange in Memphis, TN.</w:t>
+      </w:r>
+    </w:p>
+    <w:p>
+      <w:pPr>
+        <w:pStyle w:val="ListBullet"/>
+        <w:spacing w:before="0" w:after="60" w:line="276" w:lineRule="auto"/>
+      </w:pPr>
+      <w:r>
+        <w:rPr>
+          <w:rFonts w:ascii="Calibri" w:hAnsi="Calibri"/>
+          <w:color w:val="1E293B"/>
+          <w:sz w:val="20"/>
+        </w:rPr>
+        <w:t>Fleet Modernization: Commit to leasing 25 new low-emission Freightliner Cascadia tractors with active collision mitigation and automated electric APUs.</w:t>
       </w:r>
     </w:p>
     <w:sectPr>
@@ -91,7 +302,7 @@
       <w:jc w:val="right"/>
     </w:pPr>
     <w:r>
-      <w:t>Q4 Board Deck — Unformatted Bullet Dump (40 Pages)</w:t>
+      <w:t>Apex Logistics Q4 Executive Board Review — Raw Operational B</w:t>
     </w:r>
   </w:p>
 </w:hdr>

--- a/public/chat_files/estella_q4_board_deck_rough_bullets.docx
+++ b/public/chat_files/estella_q4_board_deck_rough_bullets.docx
@@ -13,64 +13,7 @@
           <w:color w:val="0F172A"/>
           <w:sz w:val="44"/>
         </w:rPr>
-        <w:t>Apex Logistics Q4 Executive Board Review — Raw Operational Bullets &amp; Financial Notes</w:t>
-      </w:r>
-    </w:p>
-    <w:p>
-      <w:pPr>
-        <w:spacing w:before="0" w:after="120" w:line="276" w:lineRule="auto"/>
-      </w:pPr>
-      <w:r>
-        <w:rPr>
-          <w:rFonts w:ascii="Calibri" w:hAnsi="Calibri"/>
-          <w:color w:val="1E293B"/>
-          <w:sz w:val="20"/>
-        </w:rPr>
-        <w:t>CONFIDENTIAL: Board of Directors Briefing Notes</w:t>
-      </w:r>
-    </w:p>
-    <w:p>
-      <w:pPr>
-        <w:spacing w:before="0" w:after="120" w:line="276" w:lineRule="auto"/>
-      </w:pPr>
-      <w:r>
-        <w:rPr>
-          <w:rFonts w:ascii="Calibri" w:hAnsi="Calibri"/>
-          <w:color w:val="1E293B"/>
-          <w:sz w:val="20"/>
-        </w:rPr>
-        <w:t>COMPANY: Apex Logistics &amp; Fleet Systems LLC</w:t>
-      </w:r>
-    </w:p>
-    <w:p>
-      <w:pPr>
-        <w:spacing w:before="0" w:after="120" w:line="276" w:lineRule="auto"/>
-      </w:pPr>
-      <w:r>
-        <w:rPr>
-          <w:rFonts w:ascii="Calibri" w:hAnsi="Calibri"/>
-          <w:color w:val="1E293B"/>
-          <w:sz w:val="20"/>
-        </w:rPr>
-        <w:t>SESSION: Q4 Executive Strategy &amp; FY2027 Capital Allocation Review</w:t>
-      </w:r>
-    </w:p>
-    <w:p>
-      <w:pPr>
-        <w:spacing w:before="0" w:after="120" w:line="276" w:lineRule="auto"/>
-      </w:pPr>
-      <w:r>
-        <w:rPr>
-          <w:rFonts w:ascii="Calibri" w:hAnsi="Calibri"/>
-          <w:color w:val="1E293B"/>
-          <w:sz w:val="20"/>
-        </w:rPr>
-        <w:t>PREPARED BY: Estella Williams (VP Ops), CEO, and CFO</w:t>
-      </w:r>
-    </w:p>
-    <w:p>
-      <w:r>
-        <w:br w:type="page"/>
+        <w:t>Q4 Board Deck — Unformatted Bullet Dump (40 Pages)</w:t>
       </w:r>
     </w:p>
     <w:p>
@@ -85,13 +28,12 @@
           <w:color w:val="0F172A"/>
           <w:sz w:val="26"/>
         </w:rPr>
-        <w:t>SECTION 1: FINANCIAL TRAJECTORY &amp; EBITDA ACCRETION</w:t>
+        <w:t>RAW BOARD BULLETS</w:t>
       </w:r>
     </w:p>
     <w:p>
       <w:pPr>
-        <w:pStyle w:val="ListBullet"/>
-        <w:spacing w:before="0" w:after="60" w:line="276" w:lineRule="auto"/>
+        <w:spacing w:before="0" w:after="120" w:line="276" w:lineRule="auto"/>
       </w:pPr>
       <w:r>
         <w:rPr>
@@ -99,13 +41,12 @@
           <w:color w:val="1E293B"/>
           <w:sz w:val="20"/>
         </w:rPr>
-        <w:t>Q3 Gross Operating Revenue: $18,420,000 (up 22.4% YoY compared to $15,050,000 in Q3 2025).</w:t>
+        <w:t>Raw bullets on Q3 financials, ARR expansion, churn breakdown, and 2027 hiring plan.</w:t>
       </w:r>
     </w:p>
     <w:p>
       <w:pPr>
-        <w:pStyle w:val="ListBullet"/>
-        <w:spacing w:before="0" w:after="60" w:line="276" w:lineRule="auto"/>
+        <w:spacing w:before="0" w:after="120" w:line="276" w:lineRule="auto"/>
       </w:pPr>
       <w:r>
         <w:rPr>
@@ -113,159 +54,7 @@
           <w:color w:val="1E293B"/>
           <w:sz w:val="20"/>
         </w:rPr>
-        <w:t>Q3 Adjusted EBITDA: $2,615,640 (14.2% EBITDA margin, expanding 180 basis points YoY).</w:t>
-      </w:r>
-    </w:p>
-    <w:p>
-      <w:pPr>
-        <w:pStyle w:val="ListBullet"/>
-        <w:spacing w:before="0" w:after="60" w:line="276" w:lineRule="auto"/>
-      </w:pPr>
-      <w:r>
-        <w:rPr>
-          <w:rFonts w:ascii="Calibri" w:hAnsi="Calibri"/>
-          <w:color w:val="1E293B"/>
-          <w:sz w:val="20"/>
-        </w:rPr>
-        <w:t>Operating Ratio (OR): Improved to 87.8% from 89.6% in the prior-year period.</w:t>
-      </w:r>
-    </w:p>
-    <w:p>
-      <w:pPr>
-        <w:pStyle w:val="ListBullet"/>
-        <w:spacing w:before="0" w:after="60" w:line="276" w:lineRule="auto"/>
-      </w:pPr>
-      <w:r>
-        <w:rPr>
-          <w:rFonts w:ascii="Calibri" w:hAnsi="Calibri"/>
-          <w:color w:val="1E293B"/>
-          <w:sz w:val="20"/>
-        </w:rPr>
-        <w:t>Free Cash Flow: $1,420,000 generated in Q3, supporting $8.5M total year-to-date cash reserves.</w:t>
-      </w:r>
-    </w:p>
-    <w:p>
-      <w:r>
-        <w:br w:type="page"/>
-      </w:r>
-    </w:p>
-    <w:p>
-      <w:pPr>
-        <w:keepNext/>
-        <w:spacing w:before="280" w:after="80"/>
-      </w:pPr>
-      <w:r>
-        <w:rPr>
-          <w:rFonts w:ascii="Calibri" w:hAnsi="Calibri"/>
-          <w:b/>
-          <w:color w:val="0F172A"/>
-          <w:sz w:val="26"/>
-        </w:rPr>
-        <w:t>SECTION 2: FLEET CAPACITY, UTILIZATION &amp; DRIVER RETENTION</w:t>
-      </w:r>
-    </w:p>
-    <w:p>
-      <w:pPr>
-        <w:pStyle w:val="ListBullet"/>
-        <w:spacing w:before="0" w:after="60" w:line="276" w:lineRule="auto"/>
-      </w:pPr>
-      <w:r>
-        <w:rPr>
-          <w:rFonts w:ascii="Calibri" w:hAnsi="Calibri"/>
-          <w:color w:val="1E293B"/>
-          <w:sz w:val="20"/>
-        </w:rPr>
-        <w:t>Active Power Units: 142 Class-8 tractors (100% late-model Freightliner Cascadia and Peterbilt 579).</w:t>
-      </w:r>
-    </w:p>
-    <w:p>
-      <w:pPr>
-        <w:pStyle w:val="ListBullet"/>
-        <w:spacing w:before="0" w:after="60" w:line="276" w:lineRule="auto"/>
-      </w:pPr>
-      <w:r>
-        <w:rPr>
-          <w:rFonts w:ascii="Calibri" w:hAnsi="Calibri"/>
-          <w:color w:val="1E293B"/>
-          <w:sz w:val="20"/>
-        </w:rPr>
-        <w:t>Active Trailers: 380 53ft dry van and refrigerated trailers (100% equipped with carrier telematics).</w:t>
-      </w:r>
-    </w:p>
-    <w:p>
-      <w:pPr>
-        <w:pStyle w:val="ListBullet"/>
-        <w:spacing w:before="0" w:after="60" w:line="276" w:lineRule="auto"/>
-      </w:pPr>
-      <w:r>
-        <w:rPr>
-          <w:rFonts w:ascii="Calibri" w:hAnsi="Calibri"/>
-          <w:color w:val="1E293B"/>
-          <w:sz w:val="20"/>
-        </w:rPr>
-        <w:t>Fleet Utilization: Reached 94.2% in September, outperforming the ATA industry benchmark of 88.5%.</w:t>
-      </w:r>
-    </w:p>
-    <w:p>
-      <w:pPr>
-        <w:pStyle w:val="ListBullet"/>
-        <w:spacing w:before="0" w:after="60" w:line="276" w:lineRule="auto"/>
-      </w:pPr>
-      <w:r>
-        <w:rPr>
-          <w:rFonts w:ascii="Calibri" w:hAnsi="Calibri"/>
-          <w:color w:val="1E293B"/>
-          <w:sz w:val="20"/>
-        </w:rPr>
-        <w:t>Annualized Driver Turnover: Reduced dramatically from 68% in 2024 to 34% in Q3 2026 following our driver compensation restructuring and modern equipment upgrades.</w:t>
-      </w:r>
-    </w:p>
-    <w:p>
-      <w:r>
-        <w:br w:type="page"/>
-      </w:r>
-    </w:p>
-    <w:p>
-      <w:pPr>
-        <w:keepNext/>
-        <w:spacing w:before="280" w:after="80"/>
-      </w:pPr>
-      <w:r>
-        <w:rPr>
-          <w:rFonts w:ascii="Calibri" w:hAnsi="Calibri"/>
-          <w:b/>
-          <w:color w:val="0F172A"/>
-          <w:sz w:val="26"/>
-        </w:rPr>
-        <w:t>SECTION 3: 2027 STRATEGIC CAPITAL DEPLOYMENT ROADMAP</w:t>
-      </w:r>
-    </w:p>
-    <w:p>
-      <w:pPr>
-        <w:pStyle w:val="ListBullet"/>
-        <w:spacing w:before="0" w:after="60" w:line="276" w:lineRule="auto"/>
-      </w:pPr>
-      <w:r>
-        <w:rPr>
-          <w:rFonts w:ascii="Calibri" w:hAnsi="Calibri"/>
-          <w:color w:val="1E293B"/>
-          <w:sz w:val="20"/>
-        </w:rPr>
-        <w:t>Memphis Multimodal Hub: Board authorization requested for $4.2M capital expenditure to acquire and build out a 24-bay cross-dock facility near BNSF rail interchange in Memphis, TN.</w:t>
-      </w:r>
-    </w:p>
-    <w:p>
-      <w:pPr>
-        <w:pStyle w:val="ListBullet"/>
-        <w:spacing w:before="0" w:after="60" w:line="276" w:lineRule="auto"/>
-      </w:pPr>
-      <w:r>
-        <w:rPr>
-          <w:rFonts w:ascii="Calibri" w:hAnsi="Calibri"/>
-          <w:color w:val="1E293B"/>
-          <w:sz w:val="20"/>
-        </w:rPr>
-        <w:t>Fleet Modernization: Commit to leasing 25 new low-emission Freightliner Cascadia tractors with active collision mitigation and automated electric APUs.</w:t>
+        <w:t>Need condensed into a powerful 16-slide presentation and 2-page briefing memo.</w:t>
       </w:r>
     </w:p>
     <w:sectPr>
@@ -302,7 +91,7 @@
       <w:jc w:val="right"/>
     </w:pPr>
     <w:r>
-      <w:t>Apex Logistics Q4 Executive Board Review — Raw Operational B</w:t>
+      <w:t>Q4 Board Deck — Unformatted Bullet Dump (40 Pages)</w:t>
     </w:r>
   </w:p>
 </w:hdr>
